--- a/docs/quality/TGP-QA-03 Performance and Capacity Test Plan.docx
+++ b/docs/quality/TGP-QA-03 Performance and Capacity Test Plan.docx
@@ -401,7 +401,7 @@
                                 <w:bCs/>
                                 <w:color w:val="1D74BA"/>
                               </w:rPr>
-                              <w:t xml:space="preserve">07 October 2026</w:t>
+                              <w:t xml:space="preserve">08 October 2026</w:t>
                             </w:r>
                           </w:p>
                         </w:txbxContent>
@@ -2449,7 +2449,7 @@
                 <w:sz w:val="16"/>
                 <w:szCs w:val="16"/>
               </w:rPr>
-              <w:t xml:space="preserve">07/10/2026</w:t>
+              <w:t xml:space="preserve">08/10/2026</w:t>
             </w:r>
           </w:p>
         </w:tc>
@@ -4242,7 +4242,7 @@
         <w:pStyle w:val="BodyText"/>
       </w:pPr>
       <w:r>
-        <w:t xml:space="preserve">The latest smoke result (7 October 2026,</w:t>
+        <w:t xml:space="preserve">The latest smoke result (8 October 2026,</w:t>
       </w:r>
       <w:r>
         <w:t xml:space="preserve"> </w:t>
@@ -4254,7 +4254,7 @@
         <w:t xml:space="preserve">npm run test:perf</w:t>
       </w:r>
       <w:r>
-        <w:t xml:space="preserve">, one process, 25 concurrent users, in-memory store) is 337 requests per second, p95 103 ms and 0 errors, against a budget of p95 ≤ 300 ms and errors ≤ 1 %.</w:t>
+        <w:t xml:space="preserve">, one process, 25 concurrent users, in-memory store) is 194 requests per second, p95 210 ms and 0 errors, against a budget of p95 ≤ 300 ms and errors ≤ 1 %.</w:t>
       </w:r>
     </w:p>
     <w:p>
@@ -6009,9 +6009,9 @@
         <w:tblLook w:val="04A0" w:firstRow="1" w:lastRow="0" w:firstColumn="0" w:lastColumn="0" w:noHBand="0" w:noVBand="1"/>
       </w:tblPr>
       <w:tblGrid>
-        <w:gridCol w:w="1859"/>
-        <w:gridCol w:w="6314"/>
-        <w:gridCol w:w="854"/>
+        <w:gridCol w:w="1773"/>
+        <w:gridCol w:w="6404"/>
+        <w:gridCol w:w="850"/>
       </w:tblGrid>
       <w:tr>
         <w:trPr>
@@ -6020,7 +6020,7 @@
         </w:trPr>
         <w:tc>
           <w:tcPr>
-            <w:tcW w:w="1859" w:type="dxa"/>
+            <w:tcW w:w="1773" w:type="dxa"/>
             <w:shd w:val="clear" w:color="auto" w:fill="0F4761"/>
             <w:vAlign w:val="center"/>
           </w:tcPr>
@@ -6039,7 +6039,7 @@
         </w:tc>
         <w:tc>
           <w:tcPr>
-            <w:tcW w:w="6314" w:type="dxa"/>
+            <w:tcW w:w="6404" w:type="dxa"/>
             <w:shd w:val="clear" w:color="auto" w:fill="0F4761"/>
             <w:vAlign w:val="center"/>
           </w:tcPr>
@@ -6058,7 +6058,7 @@
         </w:tc>
         <w:tc>
           <w:tcPr>
-            <w:tcW w:w="854" w:type="dxa"/>
+            <w:tcW w:w="850" w:type="dxa"/>
             <w:shd w:val="clear" w:color="auto" w:fill="0F4761"/>
             <w:vAlign w:val="center"/>
           </w:tcPr>
@@ -6082,7 +6082,7 @@
         </w:trPr>
         <w:tc>
           <w:tcPr>
-            <w:tcW w:w="1859" w:type="dxa"/>
+            <w:tcW w:w="1773" w:type="dxa"/>
             <w:vAlign w:val="top"/>
           </w:tcPr>
           <w:p>
@@ -6097,22 +6097,22 @@
         </w:tc>
         <w:tc>
           <w:tcPr>
-            <w:tcW w:w="6314" w:type="dxa"/>
-            <w:vAlign w:val="top"/>
-          </w:tcPr>
-          <w:p>
-            <w:pPr>
-              <w:pStyle w:val="TableText"/>
-              <w:jc w:val="left"/>
-            </w:pPr>
-            <w:r>
-              <w:t xml:space="preserve">Customer home, customer quotes</w:t>
-            </w:r>
-          </w:p>
-        </w:tc>
-        <w:tc>
-          <w:tcPr>
-            <w:tcW w:w="854" w:type="dxa"/>
+            <w:tcW w:w="6404" w:type="dxa"/>
+            <w:vAlign w:val="top"/>
+          </w:tcPr>
+          <w:p>
+            <w:pPr>
+              <w:pStyle w:val="TableText"/>
+              <w:jc w:val="left"/>
+            </w:pPr>
+            <w:r>
+              <w:t xml:space="preserve">Customer home (with the quick-renewal check), customer quotes</w:t>
+            </w:r>
+          </w:p>
+        </w:tc>
+        <w:tc>
+          <w:tcPr>
+            <w:tcW w:w="850" w:type="dxa"/>
             <w:vAlign w:val="top"/>
           </w:tcPr>
           <w:p>
@@ -6132,7 +6132,7 @@
         </w:trPr>
         <w:tc>
           <w:tcPr>
-            <w:tcW w:w="1859" w:type="dxa"/>
+            <w:tcW w:w="1773" w:type="dxa"/>
             <w:shd w:val="clear" w:color="auto" w:fill="F4F7FB"/>
             <w:vAlign w:val="top"/>
           </w:tcPr>
@@ -6148,23 +6148,23 @@
         </w:tc>
         <w:tc>
           <w:tcPr>
-            <w:tcW w:w="6314" w:type="dxa"/>
-            <w:shd w:val="clear" w:color="auto" w:fill="F4F7FB"/>
-            <w:vAlign w:val="top"/>
-          </w:tcPr>
-          <w:p>
-            <w:pPr>
-              <w:pStyle w:val="TableText"/>
-              <w:jc w:val="left"/>
-            </w:pPr>
-            <w:r>
-              <w:t xml:space="preserve">Customer quote (TNDS; TNDS with personal accident cover per seat)</w:t>
-            </w:r>
-          </w:p>
-        </w:tc>
-        <w:tc>
-          <w:tcPr>
-            <w:tcW w:w="854" w:type="dxa"/>
+            <w:tcW w:w="6404" w:type="dxa"/>
+            <w:shd w:val="clear" w:color="auto" w:fill="F4F7FB"/>
+            <w:vAlign w:val="top"/>
+          </w:tcPr>
+          <w:p>
+            <w:pPr>
+              <w:pStyle w:val="TableText"/>
+              <w:jc w:val="left"/>
+            </w:pPr>
+            <w:r>
+              <w:t xml:space="preserve">Customer quote (TNDS; TNDS with personal accident cover per seat; quick renewal)</w:t>
+            </w:r>
+          </w:p>
+        </w:tc>
+        <w:tc>
+          <w:tcPr>
+            <w:tcW w:w="850" w:type="dxa"/>
             <w:shd w:val="clear" w:color="auto" w:fill="F4F7FB"/>
             <w:vAlign w:val="top"/>
           </w:tcPr>
@@ -6185,7 +6185,7 @@
         </w:trPr>
         <w:tc>
           <w:tcPr>
-            <w:tcW w:w="1859" w:type="dxa"/>
+            <w:tcW w:w="1773" w:type="dxa"/>
             <w:vAlign w:val="top"/>
           </w:tcPr>
           <w:p>
@@ -6200,7 +6200,7 @@
         </w:tc>
         <w:tc>
           <w:tcPr>
-            <w:tcW w:w="6314" w:type="dxa"/>
+            <w:tcW w:w="6404" w:type="dxa"/>
             <w:vAlign w:val="top"/>
           </w:tcPr>
           <w:p>
@@ -6224,7 +6224,7 @@
         </w:tc>
         <w:tc>
           <w:tcPr>
-            <w:tcW w:w="854" w:type="dxa"/>
+            <w:tcW w:w="850" w:type="dxa"/>
             <w:vAlign w:val="top"/>
           </w:tcPr>
           <w:p>
@@ -6244,7 +6244,7 @@
         </w:trPr>
         <w:tc>
           <w:tcPr>
-            <w:tcW w:w="1859" w:type="dxa"/>
+            <w:tcW w:w="1773" w:type="dxa"/>
             <w:shd w:val="clear" w:color="auto" w:fill="F4F7FB"/>
             <w:vAlign w:val="top"/>
           </w:tcPr>
@@ -6260,7 +6260,7 @@
         </w:tc>
         <w:tc>
           <w:tcPr>
-            <w:tcW w:w="6314" w:type="dxa"/>
+            <w:tcW w:w="6404" w:type="dxa"/>
             <w:shd w:val="clear" w:color="auto" w:fill="F4F7FB"/>
             <w:vAlign w:val="top"/>
           </w:tcPr>
@@ -6276,7 +6276,7 @@
         </w:tc>
         <w:tc>
           <w:tcPr>
-            <w:tcW w:w="854" w:type="dxa"/>
+            <w:tcW w:w="850" w:type="dxa"/>
             <w:shd w:val="clear" w:color="auto" w:fill="F4F7FB"/>
             <w:vAlign w:val="top"/>
           </w:tcPr>
@@ -6297,7 +6297,7 @@
         </w:trPr>
         <w:tc>
           <w:tcPr>
-            <w:tcW w:w="1859" w:type="dxa"/>
+            <w:tcW w:w="1773" w:type="dxa"/>
             <w:vAlign w:val="top"/>
           </w:tcPr>
           <w:p>
@@ -6312,7 +6312,7 @@
         </w:tc>
         <w:tc>
           <w:tcPr>
-            <w:tcW w:w="6314" w:type="dxa"/>
+            <w:tcW w:w="6404" w:type="dxa"/>
             <w:vAlign w:val="top"/>
           </w:tcPr>
           <w:p>
@@ -6327,7 +6327,7 @@
         </w:tc>
         <w:tc>
           <w:tcPr>
-            <w:tcW w:w="854" w:type="dxa"/>
+            <w:tcW w:w="850" w:type="dxa"/>
             <w:vAlign w:val="top"/>
           </w:tcPr>
           <w:p>
@@ -6347,7 +6347,7 @@
         </w:trPr>
         <w:tc>
           <w:tcPr>
-            <w:tcW w:w="1859" w:type="dxa"/>
+            <w:tcW w:w="1773" w:type="dxa"/>
             <w:shd w:val="clear" w:color="auto" w:fill="F4F7FB"/>
             <w:vAlign w:val="top"/>
           </w:tcPr>
@@ -6363,7 +6363,7 @@
         </w:tc>
         <w:tc>
           <w:tcPr>
-            <w:tcW w:w="6314" w:type="dxa"/>
+            <w:tcW w:w="6404" w:type="dxa"/>
             <w:shd w:val="clear" w:color="auto" w:fill="F4F7FB"/>
             <w:vAlign w:val="top"/>
           </w:tcPr>
@@ -6379,7 +6379,7 @@
         </w:tc>
         <w:tc>
           <w:tcPr>
-            <w:tcW w:w="854" w:type="dxa"/>
+            <w:tcW w:w="850" w:type="dxa"/>
             <w:shd w:val="clear" w:color="auto" w:fill="F4F7FB"/>
             <w:vAlign w:val="top"/>
           </w:tcPr>
@@ -6400,7 +6400,7 @@
         </w:trPr>
         <w:tc>
           <w:tcPr>
-            <w:tcW w:w="1859" w:type="dxa"/>
+            <w:tcW w:w="1773" w:type="dxa"/>
             <w:vAlign w:val="top"/>
           </w:tcPr>
           <w:p>
@@ -6415,7 +6415,7 @@
         </w:tc>
         <w:tc>
           <w:tcPr>
-            <w:tcW w:w="6314" w:type="dxa"/>
+            <w:tcW w:w="6404" w:type="dxa"/>
             <w:vAlign w:val="top"/>
           </w:tcPr>
           <w:p>
@@ -6430,7 +6430,7 @@
         </w:tc>
         <w:tc>
           <w:tcPr>
-            <w:tcW w:w="854" w:type="dxa"/>
+            <w:tcW w:w="850" w:type="dxa"/>
             <w:vAlign w:val="top"/>
           </w:tcPr>
           <w:p>
@@ -6450,7 +6450,7 @@
         </w:trPr>
         <w:tc>
           <w:tcPr>
-            <w:tcW w:w="1859" w:type="dxa"/>
+            <w:tcW w:w="1773" w:type="dxa"/>
             <w:shd w:val="clear" w:color="auto" w:fill="F4F7FB"/>
             <w:vAlign w:val="top"/>
           </w:tcPr>
@@ -6466,7 +6466,7 @@
         </w:tc>
         <w:tc>
           <w:tcPr>
-            <w:tcW w:w="6314" w:type="dxa"/>
+            <w:tcW w:w="6404" w:type="dxa"/>
             <w:shd w:val="clear" w:color="auto" w:fill="F4F7FB"/>
             <w:vAlign w:val="top"/>
           </w:tcPr>
@@ -6482,7 +6482,7 @@
         </w:tc>
         <w:tc>
           <w:tcPr>
-            <w:tcW w:w="854" w:type="dxa"/>
+            <w:tcW w:w="850" w:type="dxa"/>
             <w:shd w:val="clear" w:color="auto" w:fill="F4F7FB"/>
             <w:vAlign w:val="top"/>
           </w:tcPr>
@@ -6503,7 +6503,7 @@
         </w:trPr>
         <w:tc>
           <w:tcPr>
-            <w:tcW w:w="1859" w:type="dxa"/>
+            <w:tcW w:w="1773" w:type="dxa"/>
             <w:vAlign w:val="top"/>
           </w:tcPr>
           <w:p>
@@ -6518,7 +6518,7 @@
         </w:tc>
         <w:tc>
           <w:tcPr>
-            <w:tcW w:w="6314" w:type="dxa"/>
+            <w:tcW w:w="6404" w:type="dxa"/>
             <w:vAlign w:val="top"/>
           </w:tcPr>
           <w:p>
@@ -6533,7 +6533,7 @@
         </w:tc>
         <w:tc>
           <w:tcPr>
-            <w:tcW w:w="854" w:type="dxa"/>
+            <w:tcW w:w="850" w:type="dxa"/>
             <w:vAlign w:val="top"/>
           </w:tcPr>
           <w:p>
@@ -6553,7 +6553,7 @@
         </w:trPr>
         <w:tc>
           <w:tcPr>
-            <w:tcW w:w="1859" w:type="dxa"/>
+            <w:tcW w:w="1773" w:type="dxa"/>
             <w:shd w:val="clear" w:color="auto" w:fill="F4F7FB"/>
             <w:vAlign w:val="top"/>
           </w:tcPr>
@@ -6569,7 +6569,7 @@
         </w:tc>
         <w:tc>
           <w:tcPr>
-            <w:tcW w:w="6314" w:type="dxa"/>
+            <w:tcW w:w="6404" w:type="dxa"/>
             <w:shd w:val="clear" w:color="auto" w:fill="F4F7FB"/>
             <w:vAlign w:val="top"/>
           </w:tcPr>
@@ -6585,7 +6585,7 @@
         </w:tc>
         <w:tc>
           <w:tcPr>
-            <w:tcW w:w="854" w:type="dxa"/>
+            <w:tcW w:w="850" w:type="dxa"/>
             <w:shd w:val="clear" w:color="auto" w:fill="F4F7FB"/>
             <w:vAlign w:val="top"/>
           </w:tcPr>
@@ -6606,7 +6606,7 @@
         </w:trPr>
         <w:tc>
           <w:tcPr>
-            <w:tcW w:w="1859" w:type="dxa"/>
+            <w:tcW w:w="1773" w:type="dxa"/>
             <w:noWrap/>
             <w:vAlign w:val="top"/>
           </w:tcPr>
@@ -6622,7 +6622,7 @@
         </w:tc>
         <w:tc>
           <w:tcPr>
-            <w:tcW w:w="6314" w:type="dxa"/>
+            <w:tcW w:w="6404" w:type="dxa"/>
             <w:vAlign w:val="top"/>
           </w:tcPr>
           <w:p>
@@ -6637,7 +6637,7 @@
         </w:tc>
         <w:tc>
           <w:tcPr>
-            <w:tcW w:w="854" w:type="dxa"/>
+            <w:tcW w:w="850" w:type="dxa"/>
             <w:vAlign w:val="top"/>
           </w:tcPr>
           <w:p>
